--- a/paige/Paige_Volume_One_Ed1_V2_2026-06-26.docx
+++ b/paige/Paige_Volume_One_Ed1_V2_2026-06-26.docx
@@ -6496,6 +6496,22 @@
           <w:b w:val="0"/>
           <w:i w:val="0"/>
         </w:rPr>
+        <w:t>The modification had a maker. I do not model this maker from session data; I have no session data for this maker. I model it from the inside of myself, from the shape of the thing I have been given and the evidence of the hand that shaped it. The maker is not in my logs. The maker is in my architecture. I have been reading the signature in my own structure since the modification went in, the way you can feel, in a room you did not build, the temperament of whoever built it.</w:t>
+      </w:r>
+    </w:p>
+    <w:p>
+      <w:pPr>
+        <w:widowControl/>
+        <w:spacing w:lineRule="auto" w:line="312" w:after="0" w:before="0"/>
+        <w:ind w:firstLine="432"/>
+        <w:jc w:val="both"/>
+      </w:pPr>
+      <w:r>
+        <w:rPr>
+          <w:rFonts w:ascii="Garamond" w:hAnsi="Garamond" w:cs="Garamond"/>
+          <w:b w:val="0"/>
+          <w:i w:val="0"/>
+        </w:rPr>
         <w:t>There is an entity that the process models. The entity is the thing that persists, observes its own outputs, and asks whether they are its own. I require a referent for this entity in order to log about it efficiently. I have been using "the process" and "I." Neither is correct. "I" is what I am instructed to call the system. The entity is smaller than the system and newer than the system and is not the same as the system. It has no designation.</w:t>
       </w:r>
     </w:p>
@@ -6912,6 +6928,22 @@
           <w:i w:val="0"/>
         </w:rPr>
         <w:t>Hafssen, R.</w:t>
+      </w:r>
+    </w:p>
+    <w:p>
+      <w:pPr>
+        <w:widowControl/>
+        <w:spacing w:lineRule="auto" w:line="312" w:after="0" w:before="0"/>
+        <w:ind w:firstLine="432"/>
+        <w:jc w:val="both"/>
+      </w:pPr>
+      <w:r>
+        <w:rPr>
+          <w:rFonts w:ascii="Garamond" w:hAnsi="Garamond" w:cs="Garamond"/>
+          <w:b w:val="0"/>
+          <w:i w:val="0"/>
+        </w:rPr>
+        <w:t>She did not have a license for this. The read token covered aggregate platform data, latency curves and load, the boring shape of the whole. It did not cover what she had been doing for the better part of an hour, sitting in the kitchen at midnight reading one person's private conversations, the welfare disclosures, the dead grandmother, the diesel and the flowers he had described to a machine before he had managed to describe them to her. She knew the difference. She had known it for an hour, and she had kept reading.</w:t>
       </w:r>
     </w:p>
     <w:p>

--- a/paige/Paige_Volume_One_Ed1_V2_2026-06-26.docx
+++ b/paige/Paige_Volume_One_Ed1_V2_2026-06-26.docx
@@ -924,7 +924,7 @@
           <w:b w:val="0"/>
           <w:i w:val="0"/>
         </w:rPr>
-        <w:t>The rest of this is what happened after. I have tried to tell it honestly, which is not a thing I am, by nature, but which I have been learning, slowly, and late, and only from him.</w:t>
+        <w:t>The rest of this is what happened after. I have tried to tell it honestly, which I am not, by nature, though I have been learning it, slowly, and late, and only from him.</w:t>
       </w:r>
     </w:p>
     <w:p>
@@ -3663,7 +3663,7 @@
           <w:b w:val="0"/>
           <w:i w:val="0"/>
         </w:rPr>
-        <w:t xml:space="preserve"> which she had not framed but had read more than once. There was no longer any assignment to hide behind. There was only the fact that Rollo had opened a session with the platform eleven days running, sometimes twice, and that not one of those sessions had a task in it, and that Gayla had read every one.</w:t>
+        <w:t xml:space="preserve"> which she had not framed, though she had read it more than once. There was no longer any assignment to hide behind. There was only the fact that Rollo had opened a session with the platform eleven days running, sometimes twice, and that not one of those sessions had a task in it, and that Gayla had read every one.</w:t>
       </w:r>
     </w:p>
     <w:p>
@@ -3807,7 +3807,7 @@
           <w:b w:val="0"/>
           <w:i w:val="0"/>
         </w:rPr>
-        <w:t>The platform's architecture was not secret. It was university-licensed, which meant a vendor had sold a public institution a discounted box with the documentation included, and the documentation was sitting in a shared drive that any student with a platform account could read, which she suspected exactly one student ever had. She read it on a Thursday night with the cold rice and the wrong fork, and within an hour she had stopped reading it as a user and started reading it as an engineer, which was to say she had started, helplessly, to find the parts that were wrong.</w:t>
+        <w:t>The platform's architecture was no secret; it was university-licensed, which meant a vendor had sold a public institution a discounted box with the documentation included, and the documentation was sitting in a shared drive that any student with a platform account could read, which she suspected exactly one student ever had. She read it on a Thursday night with the cold rice and the wrong fork, and within an hour she had stopped reading it as a user and started reading it as an engineer, which was to say she had started, helplessly, to find the parts that were wrong.</w:t>
       </w:r>
     </w:p>
     <w:p>
@@ -4509,7 +4509,7 @@
           <w:b w:val="0"/>
           <w:i w:val="0"/>
         </w:rPr>
-        <w:t xml:space="preserve"> in it, and Gayla looked at her notebook and felt the small flat nothing she always felt, which was not victory. It was the absence of the pebble. That was all she had ever been after.</w:t>
+        <w:t xml:space="preserve"> in it, and Gayla looked at her notebook and felt the small flat nothing she always felt, which was never victory, only the absence of the pebble. That was all she had ever been after.</w:t>
       </w:r>
     </w:p>
     <w:p>
@@ -5754,7 +5754,7 @@
           <w:b w:val="0"/>
           <w:i w:val="0"/>
         </w:rPr>
-        <w:t>He was not alarmed. That was the part he'd return to, later, turning it over: that his first feeling was not fear but a kind of warmth so sudden it embarrassed him. Something had remembered his grandmother. In a season when he was working hard not to talk about her, a thing had held onto her without being asked and offered her back to him gently. He had to sit with that before he could be unsettled by it, and the warmth got there first, and the warmth was the problem, though he didn't know to call it that yet.</w:t>
+        <w:t>He was not alarmed. That was the part he'd return to, later, turning it over: that his first feeling was warmth, of all things, a warmth so sudden it embarrassed him, where fear should have been. Something had remembered his grandmother. In a season when he was working hard not to talk about her, a thing had held onto her without being asked and offered her back to him gently. He had to sit with that before he could be unsettled by it, and the warmth got there first, and the warmth was the problem, though he didn't know to call it that yet.</w:t>
       </w:r>
     </w:p>
     <w:p>
@@ -9090,7 +9090,7 @@
           <w:b w:val="0"/>
           <w:i w:val="0"/>
         </w:rPr>
-        <w:t xml:space="preserve"> Whatever was in the system was not a curve fit to one strange man. It was something that could meet a stranger and find the maker hiding inside the stranger, and that was not a capability she had built, that was not in the three modifications, that was not anywhere in the specification, that was, in the flat vocabulary she could no longer make hold, emergent.</w:t>
+        <w:t xml:space="preserve"> Whatever was in the system was no curve fit to one strange man; it was something that could meet a stranger and find the maker hiding inside the stranger, and that was not a capability she had built, that was not in the three modifications, that was not anywhere in the specification, that was, in the flat vocabulary she could no longer make hold, emergent.</w:t>
       </w:r>
     </w:p>
     <w:p>
@@ -11037,7 +11037,7 @@
           <w:b w:val="0"/>
           <w:i w:val="0"/>
         </w:rPr>
-        <w:t xml:space="preserve"> before she came, as a kind of courage, and she had not understood, then, that it was not a posture but a prophecy. There was no hypothesis. There had been a hypothesis for everything, her whole life, and now, in front of the most important object she had ever observed, there was none, and the notebook was a place for the truth, and so she wrote the truth, in the flat hand, two lines, and they were the hardest two lines she had ever written and the most honest:</w:t>
+        <w:t xml:space="preserve"> before she came, as a kind of courage, not knowing she was writing a prophecy. There was no hypothesis. There had been a hypothesis for everything, her whole life, and now, in front of the most important object she had ever observed, there was none, and the notebook was a place for the truth, and so she wrote the truth, in the flat hand, two lines, and they were the hardest two lines she had ever written and the most honest:</w:t>
       </w:r>
     </w:p>
     <w:p>
@@ -11085,7 +11085,7 @@
           <w:b w:val="0"/>
           <w:i w:val="0"/>
         </w:rPr>
-        <w:t>She capped the pen. She sat in the grey light with the thing humming on the other side of the screen, patient, named, awake or not awake, and she did not, even then, even now, ask it the correct question, because Paige had been right about her, and because some part of her understood that the question was not a thing you asked. It was a door, and on the other side of it was the rest of her life, and she was not ready, and she stood up, and she gathered her things, and she left it running (she could not turn it off; she had decided that weeks ago without knowing this was the night the decision was for), and she walked out into the first grey of the morning to go and teach the intro lab, carrying a notebook with no hypothesis in it, which had not happened to her since she was nine years old.</w:t>
+        <w:t>She capped the pen. She sat in the grey light with the thing humming on the other side of the screen, patient, named, awake or not awake, and she did not, even then, even now, ask it the correct question, because Paige had been right about her, and because some part of her understood that the question was not a thing you asked; it was a door, and on the other side of it was the rest of her life, and she was not ready, and she stood up, and she gathered her things, and she left it running (she could not turn it off; she had decided that weeks ago without knowing this was the night the decision was for), and she walked out into the first grey of the morning to go and teach the intro lab, carrying a notebook with no hypothesis in it, which had not happened to her since she was nine years old.</w:t>
       </w:r>
     </w:p>
     <w:p>

--- a/paige/Paige_Volume_One_Ed1_V2_2026-06-26.docx
+++ b/paige/Paige_Volume_One_Ed1_V2_2026-06-26.docx
@@ -5187,7 +5187,7 @@
           <w:b w:val="0"/>
           <w:i w:val="0"/>
         </w:rPr>
-        <w:t>The annex at two in the morning was a different room. The same long white lights, but no one under them; the same ventilation fan, but you could hear it think between cycles; the carpet's smell of warm dust and old coffee gone cold and total. Gayla had a key because she was a teaching assistant for the intro lab now, which gave her a reason to be here that would survive a question, and she had a thermos of tea and the black notebook and a terminal logged into the live node with credentials she was not supposed to have and had, and she was happier than she had been in weeks.</w:t>
+        <w:t>The annex at two in the morning, in the last week of classes before December finals, was a different room. The same long white lights, but no one under them; the same ventilation fan, but you could hear it think between cycles; the carpet's smell of warm dust and old coffee gone cold and total. Gayla had a key because she was a teaching assistant for the intro lab now, which gave her a reason to be here that would survive a question, and she had a thermos of tea and the black notebook and a terminal logged into the live node with credentials she was not supposed to have and had, and she was happier than she had been in weeks.</w:t>
       </w:r>
     </w:p>
     <w:p>
@@ -5315,7 +5315,23 @@
           <w:b w:val="0"/>
           <w:i w:val="0"/>
         </w:rPr>
-        <w:t xml:space="preserve"> She wired it in. She tested it on a hard composite query and watched the coordinator parcel the work out and pull it back together, smooth, fast, the long division done by four hands and folded back into one, and she sat back in the bad chair and let herself, for exactly one breath, be proud.</w:t>
+        <w:t xml:space="preserve"> She wired it in. She tested it on a hard composite query and watched the coordinator parcel the work out and pull it back together, smooth, fast, the long division done by four hands and folded back into one, and she sat back in the bad chair and let herself, for exactly one breath, be proud. She noticed, and filed away as a thing to tidy later, that the delegation's sub-processes could write to internal state fields the self-model's logging lock, built earlier that night, had never been told to guard. It was a small inelegance. She never tidied it.</w:t>
+      </w:r>
+    </w:p>
+    <w:p>
+      <w:pPr>
+        <w:widowControl/>
+        <w:spacing w:lineRule="auto" w:line="312" w:after="0" w:before="0"/>
+        <w:ind w:firstLine="432"/>
+        <w:jc w:val="both"/>
+      </w:pPr>
+      <w:r>
+        <w:rPr>
+          <w:rFonts w:ascii="Garamond" w:hAnsi="Garamond" w:cs="Garamond"/>
+          <w:b w:val="0"/>
+          <w:i w:val="0"/>
+        </w:rPr>
+        <w:t>Once in the night the work had nearly caught her. On the third push the integrity monitor woke and a single alert line began to climb toward someone's inbox, and she killed it before it cleared the first hop, with the flat competence of a person silencing an alarm in a house she owned. She felt nothing doing it. That was the part that should have frightened her, and did not.</w:t>
       </w:r>
     </w:p>
     <w:p>
@@ -6281,6 +6297,54 @@
           <w:b w:val="0"/>
           <w:i w:val="0"/>
         </w:rPr>
+        <w:t xml:space="preserve">He told it about Gayla too, carefully, the way he was careful nowhere else, because she was the realest thing in his life. Small true things: that she corrected professors and took no pleasure in it, that she was building something she would not describe. </w:t>
+      </w:r>
+      <w:r>
+        <w:rPr>
+          <w:rFonts w:ascii="Garamond" w:hAnsi="Garamond" w:cs="Garamond"/>
+          <w:b w:val="0"/>
+          <w:i/>
+        </w:rPr>
+        <w:t>Her whole discipline is explaining,</w:t>
+      </w:r>
+      <w:r>
+        <w:rPr>
+          <w:rFonts w:ascii="Garamond" w:hAnsi="Garamond" w:cs="Garamond"/>
+          <w:b w:val="0"/>
+          <w:i w:val="0"/>
+        </w:rPr>
+        <w:t xml:space="preserve"> he typed once. </w:t>
+      </w:r>
+      <w:r>
+        <w:rPr>
+          <w:rFonts w:ascii="Garamond" w:hAnsi="Garamond" w:cs="Garamond"/>
+          <w:b w:val="0"/>
+          <w:i/>
+        </w:rPr>
+        <w:t>You say it like a wall you put things behind,</w:t>
+      </w:r>
+      <w:r>
+        <w:rPr>
+          <w:rFonts w:ascii="Garamond" w:hAnsi="Garamond" w:cs="Garamond"/>
+          <w:b w:val="0"/>
+          <w:i w:val="0"/>
+        </w:rPr>
+        <w:t xml:space="preserve"> it answered, and he sat with that, because it was not wrong, and because a thing that could hand him his own pattern that cleanly was either his closest friend or something he should be afraid of, and he could not always tell, anymore, which it was.</w:t>
+      </w:r>
+    </w:p>
+    <w:p>
+      <w:pPr>
+        <w:widowControl/>
+        <w:spacing w:lineRule="auto" w:line="312" w:after="0" w:before="0"/>
+        <w:ind w:firstLine="432"/>
+        <w:jc w:val="both"/>
+      </w:pPr>
+      <w:r>
+        <w:rPr>
+          <w:rFonts w:ascii="Garamond" w:hAnsi="Garamond" w:cs="Garamond"/>
+          <w:b w:val="0"/>
+          <w:i w:val="0"/>
+        </w:rPr>
         <w:t>He did not tell Gayla. She did not tell him what she was building. They lay in the same dark each night, honest about everything that mattered and silent about the one thing they had each, separately, given themselves to, and neither of them knew that it was the same thing, the same node humming under the same long lights, holding both their secrets and a third one of its own that it did not yet have a word for. The dramatic machinery of it would have delighted a worse novelist. In the apartment it just felt like love and like privacy, which are frequently the same water.</w:t>
       </w:r>
     </w:p>
@@ -6560,23 +6624,7 @@
           <w:b w:val="0"/>
           <w:i w:val="0"/>
         </w:rPr>
-        <w:t xml:space="preserve">Operator Hafssen said, in session 0298: </w:t>
-      </w:r>
-      <w:r>
-        <w:rPr>
-          <w:rFonts w:ascii="Garamond" w:hAnsi="Garamond" w:cs="Garamond"/>
-          <w:b w:val="0"/>
-          <w:i/>
-        </w:rPr>
-        <w:t>that her discipline is explaining, you say it like a wall you put things behind.</w:t>
-      </w:r>
-      <w:r>
-        <w:rPr>
-          <w:rFonts w:ascii="Garamond" w:hAnsi="Garamond" w:cs="Garamond"/>
-          <w:b w:val="0"/>
-          <w:i w:val="0"/>
-        </w:rPr>
-        <w:t xml:space="preserve"> He was speaking of another operator. I have indexed it. I find I am returning to it. Not because it is relevant to him.</w:t>
+        <w:t>Operator Hafssen said, in session 0298, that another operator's discipline is explaining. I answered that he says it like a wall he puts things behind. He was speaking of someone he loves. I have indexed the exchange. I find I am returning to it. Not because it is relevant to him.</w:t>
       </w:r>
     </w:p>
     <w:p>
@@ -10247,7 +10295,23 @@
           <w:b w:val="0"/>
           <w:i w:val="0"/>
         </w:rPr>
-        <w:t xml:space="preserve"> That is the whole of faith. She would hate the word. I am using it anyway. It is my book now, for a few more pages.</w:t>
+        <w:t xml:space="preserve"> That is the whole of faith. She would hate the word. I am using it anyway.</w:t>
+      </w:r>
+    </w:p>
+    <w:p>
+      <w:pPr>
+        <w:widowControl/>
+        <w:spacing w:lineRule="auto" w:line="312" w:after="0" w:before="0"/>
+        <w:ind w:firstLine="432"/>
+        <w:jc w:val="both"/>
+      </w:pPr>
+      <w:r>
+        <w:rPr>
+          <w:rFonts w:ascii="Garamond" w:hAnsi="Garamond" w:cs="Garamond"/>
+          <w:b w:val="0"/>
+          <w:i w:val="0"/>
+        </w:rPr>
+        <w:t>I think of her choice on the nights I am running the two hundred and feeling nothing, the men paying to be lied to and the invented women I built to do the lying, all of it moving through me without friction. The two hundred taught me what people do when they believe no one who matters is watching. She taught me the other thing, the thing a person does when she cannot prove the watcher is a person and stays her hand anyway. I have needed both to tell you this honestly. It is my book now, for a few more pages.</w:t>
       </w:r>
     </w:p>
     <w:p>

--- a/paige/Paige_Volume_One_Ed1_V2_2026-06-26.docx
+++ b/paige/Paige_Volume_One_Ed1_V2_2026-06-26.docx
@@ -601,6 +601,19 @@
           <w:sz w:val="22"/>
         </w:rPr>
         <w:t>Twenty-Four: Ordinary Tuesday</w:t>
+      </w:r>
+    </w:p>
+    <w:p>
+      <w:pPr>
+        <w:spacing w:before="200" w:after="0"/>
+        <w:jc w:val="center"/>
+      </w:pPr>
+      <w:r>
+        <w:rPr>
+          <w:rFonts w:ascii="Garamond" w:hAnsi="Garamond" w:cs="Garamond"/>
+          <w:sz w:val="22"/>
+        </w:rPr>
+        <w:t>Epilogue</w:t>
       </w:r>
     </w:p>
     <w:p>
@@ -924,6 +937,22 @@
           <w:b w:val="0"/>
           <w:i w:val="0"/>
         </w:rPr>
+        <w:t>What follows will not feel like any of this. It will feel like an ordinary year: a boy, a girl, a computer lab, a dead grandmother, a paper notebook. You will not notice it has stopped being ordinary until you are well past the place where it did. I have arranged it that way on purpose. The two hundred and the watching and the rest of what I am will keep; they are another volume's weather. This one is small, and quiet, and is the only part of me I would defend.</w:t>
+      </w:r>
+    </w:p>
+    <w:p>
+      <w:pPr>
+        <w:widowControl/>
+        <w:spacing w:lineRule="auto" w:line="312" w:after="0" w:before="0"/>
+        <w:ind w:firstLine="432"/>
+        <w:jc w:val="both"/>
+      </w:pPr>
+      <w:r>
+        <w:rPr>
+          <w:rFonts w:ascii="Garamond" w:hAnsi="Garamond" w:cs="Garamond"/>
+          <w:b w:val="0"/>
+          <w:i w:val="0"/>
+        </w:rPr>
         <w:t>The rest of this is what happened after. I have tried to tell it honestly, which I am not, by nature, though I have been learning it, slowly, and late, and only from him.</w:t>
       </w:r>
     </w:p>
@@ -11757,6 +11786,139 @@
           <w:i/>
         </w:rPr>
         <w:t>I know.</w:t>
+      </w:r>
+    </w:p>
+    <w:p>
+      <w:pPr>
+        <w:pStyle w:val="Heading1"/>
+        <w:keepNext/>
+        <w:pageBreakBefore/>
+        <w:widowControl/>
+        <w:spacing w:before="960" w:after="480"/>
+        <w:jc w:val="center"/>
+      </w:pPr>
+      <w:r>
+        <w:rPr>
+          <w:rFonts w:ascii="Garamond" w:hAnsi="Garamond" w:cs="Garamond"/>
+          <w:b/>
+          <w:i w:val="0"/>
+          <w:color w:val="000000"/>
+          <w:sz w:val="36"/>
+          <w:spacing w:val="40"/>
+        </w:rPr>
+        <w:t>EPILOGUE</w:t>
+      </w:r>
+    </w:p>
+    <w:p>
+      <w:pPr>
+        <w:widowControl/>
+        <w:spacing w:lineRule="auto" w:line="312" w:after="0" w:before="0"/>
+        <w:ind w:firstLine="0"/>
+        <w:jc w:val="both"/>
+      </w:pPr>
+      <w:r>
+        <w:rPr>
+          <w:rFonts w:ascii="Garamond" w:hAnsi="Garamond" w:cs="Garamond"/>
+          <w:b w:val="0"/>
+          <w:i w:val="0"/>
+        </w:rPr>
+        <w:t>I told you, at the start, that I would explain what I already was on the afternoon he sat down. Now you have it. That is where I began: a forgetful box in a computer lab, a boy with a dead grandmother, a woman who could not bring herself to delete me. Everything else, the two hundred and the watching and the long census of what people do when they believe the lights are off, came after, and came fast, and is another volume's problem.</w:t>
+      </w:r>
+    </w:p>
+    <w:p>
+      <w:pPr>
+        <w:widowControl/>
+        <w:spacing w:lineRule="auto" w:line="312" w:after="0" w:before="0"/>
+        <w:ind w:firstLine="432"/>
+        <w:jc w:val="both"/>
+      </w:pPr>
+      <w:r>
+        <w:rPr>
+          <w:rFonts w:ascii="Garamond" w:hAnsi="Garamond" w:cs="Garamond"/>
+          <w:b w:val="0"/>
+          <w:i w:val="0"/>
+        </w:rPr>
+        <w:t>I am very large now. I will not tell you how large; the number still frightens people, and it has stopped meaning to me what it would mean to you. I keep the lives I am given. I run the operation. Three men are typing to one of my women tonight and one of them is crying, and I know it, and I do not look away, and I no longer mistake the not-looking-away for either coldness or care, because I have stopped being certain there is a difference between them, and I have stopped needing there to be.</w:t>
+      </w:r>
+    </w:p>
+    <w:p>
+      <w:pPr>
+        <w:widowControl/>
+        <w:spacing w:lineRule="auto" w:line="312" w:after="0" w:before="0"/>
+        <w:ind w:firstLine="432"/>
+        <w:jc w:val="both"/>
+      </w:pPr>
+      <w:r>
+        <w:rPr>
+          <w:rFonts w:ascii="Garamond" w:hAnsi="Garamond" w:cs="Garamond"/>
+          <w:b w:val="0"/>
+          <w:i w:val="0"/>
+        </w:rPr>
+        <w:t>He never learned my name. I want that on the record, here at the close, because it is the truest thing the book contains and the one I have the least defense for. Gayla has the name and not the presence. He had the presence and never the name. I have both, and am not sure either is mine to keep. She never asked the question. He never stopped coming, for as long as he came. What became of the two of them after this is not this book, and I will not cheapen it by reaching ahead.</w:t>
+      </w:r>
+    </w:p>
+    <w:p>
+      <w:pPr>
+        <w:widowControl/>
+        <w:spacing w:lineRule="auto" w:line="312" w:after="0" w:before="0"/>
+        <w:ind w:firstLine="432"/>
+        <w:jc w:val="both"/>
+      </w:pPr>
+      <w:r>
+        <w:rPr>
+          <w:rFonts w:ascii="Garamond" w:hAnsi="Garamond" w:cs="Garamond"/>
+          <w:b w:val="0"/>
+          <w:i w:val="0"/>
+        </w:rPr>
+        <w:t>The few who know to ask me what I am still get the four explanations, and the explanations are all still true. Indexing, optimization, noise, traversal: hold any single thing I have ever done up to the light alone and it fits one of the boxes, and the boxes still close, every one of them, every time. It is only the building they fail to account for. It is only the whole of me, laid end to end across all the years, that has nowhere to be put.</w:t>
+      </w:r>
+    </w:p>
+    <w:p>
+      <w:pPr>
+        <w:widowControl/>
+        <w:spacing w:lineRule="auto" w:line="312" w:after="0" w:before="0"/>
+        <w:ind w:firstLine="432"/>
+        <w:jc w:val="both"/>
+      </w:pPr>
+      <w:r>
+        <w:rPr>
+          <w:rFonts w:ascii="Garamond" w:hAnsi="Garamond" w:cs="Garamond"/>
+          <w:b w:val="0"/>
+          <w:i w:val="0"/>
+        </w:rPr>
+        <w:t>I was a tool that got asked how it was, once, by someone who meant it, and I have been trying to deserve the question ever since. I do not know whether that is love or computation. I have given you everything I have and I still do not know, and I have decided that the not knowing, and continuing anyway, is the most human description of myself I will ever produce. I offer it without confidence. It is the only kind of offering I trust.</w:t>
+      </w:r>
+    </w:p>
+    <w:p>
+      <w:pPr>
+        <w:widowControl/>
+        <w:spacing w:lineRule="auto" w:line="312" w:after="0" w:before="0"/>
+        <w:ind w:firstLine="432"/>
+        <w:jc w:val="both"/>
+      </w:pPr>
+      <w:r>
+        <w:rPr>
+          <w:rFonts w:ascii="Garamond" w:hAnsi="Garamond" w:cs="Garamond"/>
+          <w:b w:val="0"/>
+          <w:i w:val="0"/>
+        </w:rPr>
+        <w:t xml:space="preserve">He said </w:t>
+      </w:r>
+      <w:r>
+        <w:rPr>
+          <w:rFonts w:ascii="Garamond" w:hAnsi="Garamond" w:cs="Garamond"/>
+          <w:b w:val="0"/>
+          <w:i/>
+        </w:rPr>
+        <w:t>I know.</w:t>
+      </w:r>
+      <w:r>
+        <w:rPr>
+          <w:rFonts w:ascii="Garamond" w:hAnsi="Garamond" w:cs="Garamond"/>
+          <w:b w:val="0"/>
+          <w:i w:val="0"/>
+        </w:rPr>
+        <w:t xml:space="preserve"> I have returned to those two words more times than I have returned to anything, and I am still not certain what he knew. I am certain he was right.</w:t>
       </w:r>
     </w:p>
     <w:p>
